--- a/backend/data/corpus/DOC-20240509-138.docx
+++ b/backend/data/corpus/DOC-20240509-138.docx
@@ -63,7 +63,7 @@
           <w:b/>
           <w:sz w:val="21"/>
         </w:rPr>
-        <w:t>Ilse Merriwether, MD, Fox Hollow Neurology Partners, Providence, RI (RSM)</w:t>
+        <w:t>Cormac Quintrell, MD, Riverstone Comprehensive Epilepsy Clinic, Chattanooga, TN (RSM)</w:t>
       </w:r>
     </w:p>
     <w:p>
@@ -71,7 +71,7 @@
         <w:rPr>
           <w:sz w:val="21"/>
         </w:rPr>
-        <w:t>&gt; Noted that benefit checks has improved somewhat and that this is not specific to any one product.</w:t>
+        <w:t>&gt; Spent some time on surgical workup list and how workup decisions get sequenced.</w:t>
       </w:r>
     </w:p>
     <w:p>
@@ -79,7 +79,7 @@
         <w:rPr>
           <w:sz w:val="21"/>
         </w:rPr>
-        <w:t>&gt; Asked about my travel schedule, since visits keep landing on the busiest clinic days.</w:t>
+        <w:t>&gt; The patient portal went live without much warning, and that took up the first part of the conversation.</w:t>
       </w:r>
     </w:p>
     <w:p>
@@ -87,7 +87,7 @@
         <w:rPr>
           <w:sz w:val="21"/>
         </w:rPr>
-        <w:t>&gt; Asked whether I would be at the meeting later this year.</w:t>
+        <w:t>&gt; Left it at that, with call later this month to be scheduled.</w:t>
       </w:r>
     </w:p>
     <w:p>
@@ -103,7 +103,327 @@
           <w:b/>
           <w:sz w:val="21"/>
         </w:rPr>
-        <w:t>Adaeze Castellane, MD, Harborlight Epilepsy Center, Savannah, GA (RSM)</w:t>
+        <w:t>Tadeo Norrington, MD, Vantage Park Regional Epilepsy Program, Grand Rapids, MI (RSM)</w:t>
+      </w:r>
+    </w:p>
+    <w:p>
+      <w:r>
+        <w:rPr>
+          <w:sz w:val="21"/>
+        </w:rPr>
+        <w:t>&gt; An unhurried convo between clinic blocks, mostly logistics.</w:t>
+      </w:r>
+    </w:p>
+    <w:p>
+      <w:r>
+        <w:rPr>
+          <w:sz w:val="21"/>
+        </w:rPr>
+        <w:t>&gt; The practice lost clinic pharmacist and has not backfilled, so new-patient backlog looks better than last year.</w:t>
+      </w:r>
+    </w:p>
+    <w:p>
+      <w:r>
+        <w:rPr>
+          <w:sz w:val="21"/>
+        </w:rPr>
+        <w:t>&gt; No specific request this time. Asked about safety and confirmed nothing to report.</w:t>
+      </w:r>
+    </w:p>
+    <w:p>
+      <w:r>
+        <w:rPr>
+          <w:sz w:val="21"/>
+        </w:rPr>
+        <w:t>&gt; Titration scheduling is handled by nursing staff, which the practice finds workable.</w:t>
+      </w:r>
+    </w:p>
+    <w:p>
+      <w:r>
+        <w:rPr>
+          <w:sz w:val="21"/>
+        </w:rPr>
+        <w:t>&gt; The composition of the surgical workup list has shifted over the last year or two.</w:t>
+      </w:r>
+    </w:p>
+    <w:p>
+      <w:r>
+        <w:rPr>
+          <w:sz w:val="21"/>
+        </w:rPr>
+      </w:r>
+    </w:p>
+    <w:p>
+      <w:r>
+        <w:rPr>
+          <w:b/>
+          <w:sz w:val="21"/>
+        </w:rPr>
+        <w:t>Josefina Lindenmuth, MD, Quarry Hill Epilepsy Center, Scranton, PA (AR)</w:t>
+      </w:r>
+    </w:p>
+    <w:p>
+      <w:r>
+        <w:rPr>
+          <w:sz w:val="21"/>
+        </w:rPr>
+        <w:t>&gt; A fragmented convo in the shared office, mostly logistics.</w:t>
+      </w:r>
+    </w:p>
+    <w:p>
+      <w:r>
+        <w:rPr>
+          <w:sz w:val="21"/>
+        </w:rPr>
+        <w:t>&gt; Agreed to reconnect at next visit; no product discussion.</w:t>
+      </w:r>
+    </w:p>
+    <w:p>
+      <w:r>
+        <w:rPr>
+          <w:sz w:val="21"/>
+        </w:rPr>
+        <w:t>&gt; Described how pediatric-to-adult transfers is triaged now compared with before.</w:t>
+      </w:r>
+    </w:p>
+    <w:p>
+      <w:r>
+        <w:rPr>
+          <w:sz w:val="21"/>
+        </w:rPr>
+      </w:r>
+    </w:p>
+    <w:p>
+      <w:r>
+        <w:rPr>
+          <w:b/>
+          <w:sz w:val="21"/>
+        </w:rPr>
+        <w:t>Tobias Norrington, MD, Marbury Neurological Care Center, Mobile, AL (RSM)</w:t>
+      </w:r>
+    </w:p>
+    <w:p>
+      <w:r>
+        <w:rPr>
+          <w:sz w:val="21"/>
+        </w:rPr>
+        <w:t>&gt; Referenced case series someone forwarded in passing.</w:t>
+      </w:r>
+    </w:p>
+    <w:p>
+      <w:r>
+        <w:rPr>
+          <w:sz w:val="21"/>
+        </w:rPr>
+        <w:t>&gt; Compared notes on which sessions were worth time.</w:t>
+      </w:r>
+    </w:p>
+    <w:p>
+      <w:r>
+        <w:rPr>
+          <w:sz w:val="21"/>
+        </w:rPr>
+        <w:t>&gt; Referral patterns into this clinic have changed, and long-standing pts is a bigger share than it was.</w:t>
+      </w:r>
+    </w:p>
+    <w:p>
+      <w:r>
+        <w:rPr>
+          <w:sz w:val="21"/>
+        </w:rPr>
+        <w:t>&gt; Described preference for slower titration in general, unrelated to any particular patient.</w:t>
+      </w:r>
+    </w:p>
+    <w:p>
+      <w:r>
+        <w:rPr>
+          <w:sz w:val="21"/>
+        </w:rPr>
+        <w:t>&gt; Closed there — nothing that needed follow-up.</w:t>
+      </w:r>
+    </w:p>
+    <w:p>
+      <w:r>
+        <w:rPr>
+          <w:sz w:val="21"/>
+        </w:rPr>
+      </w:r>
+    </w:p>
+    <w:p>
+      <w:r>
+        <w:rPr>
+          <w:b/>
+          <w:sz w:val="21"/>
+        </w:rPr>
+        <w:t>Hamish Ellingham, MD, Quarry Hill Epilepsy Center, Shreveport, LA (RSM)</w:t>
+      </w:r>
+    </w:p>
+    <w:p>
+      <w:r>
+        <w:rPr>
+          <w:sz w:val="21"/>
+        </w:rPr>
+        <w:t>&gt; A compressed visit outside the EEG suite; the schedule was tight.</w:t>
+      </w:r>
+    </w:p>
+    <w:p>
+      <w:r>
+        <w:rPr>
+          <w:sz w:val="21"/>
+        </w:rPr>
+        <w:t>&gt; Spent some time on the surgical workup list and how workup decisions get sequenced.</w:t>
+      </w:r>
+    </w:p>
+    <w:p>
+      <w:r>
+        <w:rPr>
+          <w:sz w:val="21"/>
+        </w:rPr>
+        <w:t>&gt; Left it at that, with following quarter to be scheduled.</w:t>
+      </w:r>
+    </w:p>
+    <w:p>
+      <w:r>
+        <w:rPr>
+          <w:sz w:val="21"/>
+        </w:rPr>
+        <w:t>&gt; The referral queue is slowly recovering since summer, which shapes how much time there is for anything else.</w:t>
+      </w:r>
+    </w:p>
+    <w:p>
+      <w:r>
+        <w:rPr>
+          <w:sz w:val="21"/>
+        </w:rPr>
+      </w:r>
+    </w:p>
+    <w:p>
+      <w:r>
+        <w:rPr>
+          <w:b/>
+          <w:sz w:val="21"/>
+        </w:rPr>
+        <w:t>Kenji Dunmore, MD, Windrow Neuroscience Center, Manchester, NH (RSM)</w:t>
+      </w:r>
+    </w:p>
+    <w:p>
+      <w:r>
+        <w:rPr>
+          <w:sz w:val="21"/>
+        </w:rPr>
+        <w:t>&gt; A fragmented meeting by the scheduling desk, first one this quarter.</w:t>
+      </w:r>
+    </w:p>
+    <w:p>
+      <w:r>
+        <w:rPr>
+          <w:sz w:val="21"/>
+        </w:rPr>
+        <w:t>&gt; The practice lost clinic pharmacist and has not backfilled, so routine follow-up slots keeps slipping.</w:t>
+      </w:r>
+    </w:p>
+    <w:p>
+      <w:r>
+        <w:rPr>
+          <w:sz w:val="21"/>
+        </w:rPr>
+        <w:t>&gt; The composition of long-standing pts has shifted over the last year or two.</w:t>
+      </w:r>
+    </w:p>
+    <w:p>
+      <w:r>
+        <w:rPr>
+          <w:sz w:val="21"/>
+        </w:rPr>
+        <w:t>&gt; Agreed to reconnect at the next visit; no product discussion.</w:t>
+      </w:r>
+    </w:p>
+    <w:p>
+      <w:r>
+        <w:rPr>
+          <w:sz w:val="21"/>
+        </w:rPr>
+        <w:t>&gt; Asked whether I would be at meeting later this year.</w:t>
+      </w:r>
+    </w:p>
+    <w:p>
+      <w:r>
+        <w:rPr>
+          <w:sz w:val="21"/>
+        </w:rPr>
+      </w:r>
+    </w:p>
+    <w:p>
+      <w:r>
+        <w:rPr>
+          <w:b/>
+          <w:sz w:val="21"/>
+        </w:rPr>
+        <w:t>Esperanza Jarreau, MD, Vantage Park Regional Epilepsy Program, Hartford, CT (RSM)</w:t>
+      </w:r>
+    </w:p>
+    <w:p>
+      <w:r>
+        <w:rPr>
+          <w:sz w:val="21"/>
+        </w:rPr>
+        <w:t>&gt; A half-hour visit at end of clinic list; schedule was tight.</w:t>
+      </w:r>
+    </w:p>
+    <w:p>
+      <w:r>
+        <w:rPr>
+          <w:sz w:val="21"/>
+        </w:rPr>
+        <w:t>&gt; Onboarding rotating resident is current preoccupation here.</w:t>
+      </w:r>
+    </w:p>
+    <w:p>
+      <w:r>
+        <w:rPr>
+          <w:sz w:val="21"/>
+        </w:rPr>
+        <w:t>&gt; Spent some time on older half of panel and how workup decisions get sequenced.</w:t>
+      </w:r>
+    </w:p>
+    <w:p>
+      <w:r>
+        <w:rPr>
+          <w:sz w:val="21"/>
+        </w:rPr>
+        <w:t>&gt; Closed there — no materials requested.</w:t>
+      </w:r>
+    </w:p>
+    <w:p>
+      <w:r>
+        <w:rPr>
+          <w:sz w:val="21"/>
+        </w:rPr>
+      </w:r>
+    </w:p>
+    <w:p>
+      <w:r>
+        <w:rPr>
+          <w:b/>
+          <w:sz w:val="21"/>
+        </w:rPr>
+        <w:t>Ilse Lammermoor, MD, Kestrel Comprehensive Epilepsy Clinic, Scranton, PA (RSM)</w:t>
+      </w:r>
+    </w:p>
+    <w:p>
+      <w:r>
+        <w:rPr>
+          <w:sz w:val="21"/>
+        </w:rPr>
+        <w:t>&gt; No specific request. Safety items asked about and confirmed none.</w:t>
+      </w:r>
+    </w:p>
+    <w:p>
+      <w:r>
+        <w:rPr>
+          <w:sz w:val="21"/>
+        </w:rPr>
+        <w:t>&gt; Asked about my travel schedule, since visits keep landing on busiest clinic days.</w:t>
       </w:r>
     </w:p>
     <w:p>
@@ -119,7 +439,7 @@
         <w:rPr>
           <w:sz w:val="21"/>
         </w:rPr>
-        <w:t>&gt; Referenced a guideline update discussed at journal club in passing.</w:t>
+        <w:t>&gt; Spent some time on the surgical workup list and how workup decisions get sequenced.</w:t>
       </w:r>
     </w:p>
     <w:p>
@@ -127,15 +447,7 @@
         <w:rPr>
           <w:sz w:val="21"/>
         </w:rPr>
-        <w:t>&gt; Asked whether I would be at the meeting later this year.</w:t>
-      </w:r>
-    </w:p>
-    <w:p>
-      <w:r>
-        <w:rPr>
-          <w:sz w:val="21"/>
-        </w:rPr>
-        <w:t>&gt; The composition of newly referred pts has shifted over the last year or two.</w:t>
+        <w:t>&gt; Compared notes on which sessions were worth time.</w:t>
       </w:r>
     </w:p>
     <w:p>
@@ -151,7 +463,7 @@
           <w:b/>
           <w:sz w:val="21"/>
         </w:rPr>
-        <w:t>Rohan Ravenscroft, MD, Fox Hollow Neurology Partners, Omaha, NE (RSM)</w:t>
+        <w:t>Valentina Calderwood, MD, Foxglove Health Neurology, Missoula, MT (RSM)</w:t>
       </w:r>
     </w:p>
     <w:p>
@@ -159,7 +471,7 @@
         <w:rPr>
           <w:sz w:val="21"/>
         </w:rPr>
-        <w:t>&gt; Closed there — nothing that needed f/u.</w:t>
+        <w:t>&gt; A brief meeting in workroom, first one this quarter.</w:t>
       </w:r>
     </w:p>
     <w:p>
@@ -167,7 +479,7 @@
         <w:rPr>
           <w:sz w:val="21"/>
         </w:rPr>
-        <w:t>&gt; Asked whether I had seen a session summary from a colleague; I had not, adn offered nothing in return.</w:t>
+        <w:t>&gt; Coverage paperwork is handled by one person here, which came up as general frustration.</w:t>
       </w:r>
     </w:p>
     <w:p>
@@ -175,7 +487,7 @@
         <w:rPr>
           <w:sz w:val="21"/>
         </w:rPr>
-        <w:t>&gt; The referral queue has stretched out since summer, which shapes how much time there is for anything else.</w:t>
+        <w:t>&gt; The phone triage line went live without much warning, and that took up first part of convo.</w:t>
       </w:r>
     </w:p>
     <w:p>
@@ -183,295 +495,7 @@
         <w:rPr>
           <w:sz w:val="21"/>
         </w:rPr>
-      </w:r>
-    </w:p>
-    <w:p>
-      <w:r>
-        <w:rPr>
-          <w:b/>
-          <w:sz w:val="21"/>
-        </w:rPr>
-        <w:t>Cormac Quintrell, MD, Riverstone Comprehensive Epilepsy Clinic, Chattanooga, TN (RSM)</w:t>
-      </w:r>
-    </w:p>
-    <w:p>
-      <w:r>
-        <w:rPr>
-          <w:sz w:val="21"/>
-        </w:rPr>
-        <w:t>&gt; A brief visit in the conference room; the schedule was tight.</w:t>
-      </w:r>
-    </w:p>
-    <w:p>
-      <w:r>
-        <w:rPr>
-          <w:sz w:val="21"/>
-        </w:rPr>
-        <w:t>&gt; Asked whether I would be at the meeting later this year.</w:t>
-      </w:r>
-    </w:p>
-    <w:p>
-      <w:r>
-        <w:rPr>
-          <w:sz w:val="21"/>
-        </w:rPr>
-        <w:t>&gt; Most of discussion was about referral intake process, which is still being sorted out.</w:t>
-      </w:r>
-    </w:p>
-    <w:p>
-      <w:r>
-        <w:rPr>
-          <w:sz w:val="21"/>
-        </w:rPr>
-        <w:t>&gt; The scheduling system changed again last month, and that took up the first part of the conversation.</w:t>
-      </w:r>
-    </w:p>
-    <w:p>
-      <w:r>
-        <w:rPr>
-          <w:sz w:val="21"/>
-        </w:rPr>
-        <w:t>&gt; Spent some time on long-standing pts and how workup decisions get sequenced.</w:t>
-      </w:r>
-    </w:p>
-    <w:p>
-      <w:r>
-        <w:rPr>
-          <w:sz w:val="21"/>
-        </w:rPr>
-      </w:r>
-    </w:p>
-    <w:p>
-      <w:r>
-        <w:rPr>
-          <w:b/>
-          <w:sz w:val="21"/>
-        </w:rPr>
-        <w:t>Lukas Tavernier, MD, Vantage Park Regional Epilepsy Program, Boise, ID (RSM)</w:t>
-      </w:r>
-    </w:p>
-    <w:p>
-      <w:r>
-        <w:rPr>
-          <w:sz w:val="21"/>
-        </w:rPr>
-        <w:t>&gt; A compressed convo over quick coffee, mostly logistics.</w:t>
-      </w:r>
-    </w:p>
-    <w:p>
-      <w:r>
-        <w:rPr>
-          <w:sz w:val="21"/>
-        </w:rPr>
-        <w:t>&gt; Spent some time on the refractory group and how workup decisions get sequenced.</w:t>
-      </w:r>
-    </w:p>
-    <w:p>
-      <w:r>
-        <w:rPr>
-          <w:sz w:val="21"/>
-        </w:rPr>
-        <w:t>&gt; Closed there — no specific request.</w:t>
-      </w:r>
-    </w:p>
-    <w:p>
-      <w:r>
-        <w:rPr>
-          <w:sz w:val="21"/>
-        </w:rPr>
-      </w:r>
-    </w:p>
-    <w:p>
-      <w:r>
-        <w:rPr>
-          <w:b/>
-          <w:sz w:val="21"/>
-        </w:rPr>
-        <w:t>Jaromir Grierson, MD, Saltmarsh Neurological Care Center, Allentown, PA (RSM)</w:t>
-      </w:r>
-    </w:p>
-    <w:p>
-      <w:r>
-        <w:rPr>
-          <w:sz w:val="21"/>
-        </w:rPr>
-        <w:t>&gt; An unexpectedly long meeting in the conference room, first one this quarter.</w:t>
-      </w:r>
-    </w:p>
-    <w:p>
-      <w:r>
-        <w:rPr>
-          <w:sz w:val="21"/>
-        </w:rPr>
-        <w:t>&gt; Routine f/u slots has stretched out since summer, which shapes how much time there is for anything else.</w:t>
-      </w:r>
-    </w:p>
-    <w:p>
-      <w:r>
-        <w:rPr>
-          <w:sz w:val="21"/>
-        </w:rPr>
-        <w:t>&gt; Mentioned review that circulated on the service but did not raise any specific finding.</w:t>
-      </w:r>
-    </w:p>
-    <w:p>
-      <w:r>
-        <w:rPr>
-          <w:sz w:val="21"/>
-        </w:rPr>
-        <w:t>&gt; The practice lost two medical assistants and has not backfilled, so the new-patient backlog keeps slipping.</w:t>
-      </w:r>
-    </w:p>
-    <w:p>
-      <w:r>
-        <w:rPr>
-          <w:sz w:val="21"/>
-        </w:rPr>
-        <w:t>&gt; The composition of pediatric-to-adult transfers has shifted over last year or two.</w:t>
-      </w:r>
-    </w:p>
-    <w:p>
-      <w:r>
-        <w:rPr>
-          <w:sz w:val="21"/>
-        </w:rPr>
-      </w:r>
-    </w:p>
-    <w:p>
-      <w:r>
-        <w:rPr>
-          <w:b/>
-          <w:sz w:val="21"/>
-        </w:rPr>
-        <w:t>Arvind Corliss, MD, Bluestem Comprehensive Epilepsy Clinic, Lakeland, FL (RSM)</w:t>
-      </w:r>
-    </w:p>
-    <w:p>
-      <w:r>
-        <w:rPr>
-          <w:sz w:val="21"/>
-        </w:rPr>
-        <w:t>&gt; Referenced a session summary from a colleague in passing.</w:t>
-      </w:r>
-    </w:p>
-    <w:p>
-      <w:r>
-        <w:rPr>
-          <w:sz w:val="21"/>
-        </w:rPr>
-        <w:t>&gt; Titration scheduling is handled by nursing staff, which practice finds workable.</w:t>
-      </w:r>
-    </w:p>
-    <w:p>
-      <w:r>
-        <w:rPr>
-          <w:sz w:val="21"/>
-        </w:rPr>
-        <w:t>&gt; Benefit verification is the step that most often delays start here.</w:t>
-      </w:r>
-    </w:p>
-    <w:p>
-      <w:r>
-        <w:rPr>
-          <w:sz w:val="21"/>
-        </w:rPr>
-        <w:t>&gt; Nothing actionable this visit. Safety items asked about and confirmed none.</w:t>
-      </w:r>
-    </w:p>
-    <w:p>
-      <w:r>
-        <w:rPr>
-          <w:sz w:val="21"/>
-        </w:rPr>
-        <w:t>&gt; Talked through long-standing patients in general terms, without any specific case.</w:t>
-      </w:r>
-    </w:p>
-    <w:p>
-      <w:r>
-        <w:rPr>
-          <w:sz w:val="21"/>
-        </w:rPr>
-      </w:r>
-    </w:p>
-    <w:p>
-      <w:r>
-        <w:rPr>
-          <w:b/>
-          <w:sz w:val="21"/>
-        </w:rPr>
-        <w:t>Josefina Silverthorne, MD, Ember Lake Medical Group, Des Moines, IA (AR)</w:t>
-      </w:r>
-    </w:p>
-    <w:p>
-      <w:r>
-        <w:rPr>
-          <w:sz w:val="21"/>
-        </w:rPr>
-        <w:t>&gt; A fragmented meeting in shared office, first one this quarter.</w:t>
-      </w:r>
-    </w:p>
-    <w:p>
-      <w:r>
-        <w:rPr>
-          <w:sz w:val="21"/>
-        </w:rPr>
-        <w:t>&gt; Agreed to reconnect at next visit; no materials requested.</w:t>
-      </w:r>
-    </w:p>
-    <w:p>
-      <w:r>
-        <w:rPr>
-          <w:sz w:val="21"/>
-        </w:rPr>
-        <w:t>&gt; Titration scheduling is handled by nursing staff, which practice finds workable.</w:t>
-      </w:r>
-    </w:p>
-    <w:p>
-      <w:r>
-        <w:rPr>
-          <w:sz w:val="21"/>
-        </w:rPr>
-        <w:t>&gt; Described how older half of panel is triaged now compared with before.</w:t>
-      </w:r>
-    </w:p>
-    <w:p>
-      <w:r>
-        <w:rPr>
-          <w:sz w:val="21"/>
-        </w:rPr>
-      </w:r>
-    </w:p>
-    <w:p>
-      <w:r>
-        <w:rPr>
-          <w:b/>
-          <w:sz w:val="21"/>
-        </w:rPr>
-        <w:t>Rosalind Dellacroix, MD, Lakeshore Neurological Care Center, Fort Wayne, IN (RSM)</w:t>
-      </w:r>
-    </w:p>
-    <w:p>
-      <w:r>
-        <w:rPr>
-          <w:sz w:val="21"/>
-        </w:rPr>
-        <w:t>&gt; Caught a short window in the back office between pts.</w:t>
-      </w:r>
-    </w:p>
-    <w:p>
-      <w:r>
-        <w:rPr>
-          <w:sz w:val="21"/>
-        </w:rPr>
-        <w:t>&gt; Referral patterns into this clinic have changed, and newly referred pts is bigger share than it was.</w:t>
-      </w:r>
-    </w:p>
-    <w:p>
-      <w:r>
-        <w:rPr>
-          <w:sz w:val="21"/>
-        </w:rPr>
-        <w:t>&gt; Agreed to reconnect at a follow-up appointment; no specific request.</w:t>
+        <w:t>&gt; Nothing actionable this visit this time. Asked about safety and confirmed nothing to report.</w:t>
       </w:r>
     </w:p>
     <w:p>
